--- a/Week6/GIT/1. Git-HOL/1. Git-HOL.docx
+++ b/Week6/GIT/1. Git-HOL/1. Git-HOL.docx
@@ -2,10 +2,1750 @@
 <file path=word/document.xml><?xml version="1.0" encoding="utf-8"?>
 <w:document xmlns:wpc="http://schemas.microsoft.com/office/word/2010/wordprocessingCanvas" xmlns:cx="http://schemas.microsoft.com/office/drawing/2014/chartex" xmlns:cx1="http://schemas.microsoft.com/office/drawing/2015/9/8/chartex" xmlns:cx2="http://schemas.microsoft.com/office/drawing/2015/10/21/chartex" xmlns:cx3="http://schemas.microsoft.com/office/drawing/2016/5/9/chartex" xmlns:cx4="http://schemas.microsoft.com/office/drawing/2016/5/10/chartex" xmlns:cx5="http://schemas.microsoft.com/office/drawing/2016/5/11/chartex" xmlns:cx6="http://schemas.microsoft.com/office/drawing/2016/5/12/chartex" xmlns:cx7="http://schemas.microsoft.com/office/drawing/2016/5/13/chartex" xmlns:cx8="http://schemas.microsoft.com/office/drawing/2016/5/14/chartex" xmlns:mc="http://schemas.openxmlformats.org/markup-compatibility/2006" xmlns:aink="http://schemas.microsoft.com/office/drawing/2016/ink" xmlns:am3d="http://schemas.microsoft.com/office/drawing/2017/model3d" xmlns:o="urn:schemas-microsoft-com:office:office" xmlns:oel="http://schemas.microsoft.com/office/2019/extlst" xmlns:r="http://schemas.openxmlformats.org/officeDocument/2006/relationships" xmlns:m="http://schemas.openxmlformats.org/officeDocument/2006/math" xmlns:v="urn:schemas-microsoft-com:vml" xmlns:wp14="http://schemas.microsoft.com/office/word/2010/wordprocessingDrawing" xmlns:wp="http://schemas.openxmlformats.org/drawingml/2006/wordprocessingDrawing" xmlns:w10="urn:schemas-microsoft-com:office:word" xmlns:w="http://schemas.openxmlformats.org/wordprocessingml/2006/main" xmlns:w14="http://schemas.microsoft.com/office/word/2010/wordml" xmlns:w15="http://schemas.microsoft.com/office/word/2012/wordml" xmlns:w16cex="http://schemas.microsoft.com/office/word/2018/wordml/cex" xmlns:w16cid="http://schemas.microsoft.com/office/word/2016/wordml/cid" xmlns:w16="http://schemas.microsoft.com/office/word/2018/wordml" xmlns:w16du="http://schemas.microsoft.com/office/word/2023/wordml/word16du" xmlns:w16sdtdh="http://schemas.microsoft.com/office/word/2020/wordml/sdtdatahash" xmlns:w16sdtfl="http://schemas.microsoft.com/office/word/2024/wordml/sdtformatlock" xmlns:w16se="http://schemas.microsoft.com/office/word/2015/wordml/symex" xmlns:wpg="http://schemas.microsoft.com/office/word/2010/wordprocessingGroup" xmlns:wpi="http://schemas.microsoft.com/office/word/2010/wordprocessingInk" xmlns:wne="http://schemas.microsoft.com/office/word/2006/wordml" xmlns:wps="http://schemas.microsoft.com/office/word/2010/wordprocessingShape" mc:Ignorable="w14 w15 w16se w16cid w16 w16cex w16sdtdh w16sdtfl w16du wp14">
   <w:body>
+    <w:p>
+      <w:pPr>
+        <w:rPr>
+          <w:b/>
+          <w:bCs/>
+          <w:sz w:val="28"/>
+          <w:szCs w:val="28"/>
+        </w:rPr>
+      </w:pPr>
+      <w:r>
+        <w:rPr>
+          <w:b/>
+          <w:bCs/>
+          <w:sz w:val="28"/>
+          <w:szCs w:val="28"/>
+        </w:rPr>
+        <w:t xml:space="preserve">                                                      </w:t>
+      </w:r>
+    </w:p>
+    <w:p>
+      <w:pPr>
+        <w:rPr>
+          <w:lang w:val="en-US"/>
+        </w:rPr>
+      </w:pPr>
+      <w:r>
+        <w:rPr>
+          <w:b/>
+          <w:bCs/>
+          <w:lang w:val="en-US"/>
+        </w:rPr>
+        <w:t># Git HOL 1 – Git Setup, Configuration and First Commit</w:t>
+      </w:r>
+    </w:p>
+    <w:p>
+      <w:pPr>
+        <w:rPr>
+          <w:lang w:val="en-US"/>
+        </w:rPr>
+      </w:pPr>
+    </w:p>
+    <w:p>
+      <w:pPr>
+        <w:rPr>
+          <w:lang w:val="en-US"/>
+        </w:rPr>
+      </w:pPr>
+      <w:r>
+        <w:rPr>
+          <w:b/>
+          <w:bCs/>
+          <w:lang w:val="en-US"/>
+        </w:rPr>
+        <w:t>## 1. Objective</w:t>
+      </w:r>
+    </w:p>
+    <w:p>
+      <w:pPr>
+        <w:rPr>
+          <w:lang w:val="en-US"/>
+        </w:rPr>
+      </w:pPr>
+    </w:p>
+    <w:p>
+      <w:pPr>
+        <w:rPr>
+          <w:lang w:val="en-US"/>
+        </w:rPr>
+      </w:pPr>
+      <w:r>
+        <w:rPr>
+          <w:lang w:val="en-US"/>
+        </w:rPr>
+        <w:t>The main objective of this exercise was to get comfortable with the basic Git commands like `git init`, `git status`, `git add`, `git commit`, `git push`, and `git pull`. Along with this, I also had to set up Git on my machine and configure Notepad++ as the default editor for Git.</w:t>
+      </w:r>
+    </w:p>
+    <w:p>
+      <w:pPr>
+        <w:rPr>
+          <w:lang w:val="en-US"/>
+        </w:rPr>
+      </w:pPr>
+    </w:p>
+    <w:p>
+      <w:pPr>
+        <w:rPr>
+          <w:lang w:val="en-US"/>
+        </w:rPr>
+      </w:pPr>
+      <w:r>
+        <w:rPr>
+          <w:b/>
+          <w:bCs/>
+          <w:lang w:val="en-US"/>
+        </w:rPr>
+        <w:t>## 2. Overview</w:t>
+      </w:r>
+    </w:p>
+    <w:p>
+      <w:pPr>
+        <w:rPr>
+          <w:lang w:val="en-US"/>
+        </w:rPr>
+      </w:pPr>
+    </w:p>
+    <w:p>
+      <w:pPr>
+        <w:rPr>
+          <w:lang w:val="en-US"/>
+        </w:rPr>
+      </w:pPr>
+      <w:r>
+        <w:rPr>
+          <w:lang w:val="en-US"/>
+        </w:rPr>
+        <w:t>In this exercise, I configured Git on my system for the first time, set Notepad++ as my default Git editor, and then created a small project called "GitDemo". I added a file to it, committed the changes, and pushed everything to a remote repository on GitLab.</w:t>
+      </w:r>
+    </w:p>
+    <w:p>
+      <w:pPr>
+        <w:rPr>
+          <w:lang w:val="en-US"/>
+        </w:rPr>
+      </w:pPr>
+    </w:p>
+    <w:p>
+      <w:pPr>
+        <w:rPr>
+          <w:lang w:val="en-US"/>
+        </w:rPr>
+      </w:pPr>
+      <w:r>
+        <w:rPr>
+          <w:b/>
+          <w:bCs/>
+          <w:lang w:val="en-US"/>
+        </w:rPr>
+        <w:t>## 3. Tools and Technologies Used</w:t>
+      </w:r>
+    </w:p>
+    <w:p>
+      <w:pPr>
+        <w:rPr>
+          <w:lang w:val="en-US"/>
+        </w:rPr>
+      </w:pPr>
+    </w:p>
+    <w:p>
+      <w:pPr>
+        <w:rPr>
+          <w:lang w:val="en-US"/>
+        </w:rPr>
+      </w:pPr>
+      <w:r>
+        <w:rPr>
+          <w:lang w:val="en-US"/>
+        </w:rPr>
+        <w:t>* Git</w:t>
+      </w:r>
+    </w:p>
+    <w:p>
+      <w:pPr>
+        <w:rPr>
+          <w:lang w:val="en-US"/>
+        </w:rPr>
+      </w:pPr>
+      <w:r>
+        <w:rPr>
+          <w:lang w:val="en-US"/>
+        </w:rPr>
+        <w:t>* Git Bash</w:t>
+      </w:r>
+    </w:p>
+    <w:p>
+      <w:pPr>
+        <w:rPr>
+          <w:lang w:val="en-US"/>
+        </w:rPr>
+      </w:pPr>
+      <w:r>
+        <w:rPr>
+          <w:lang w:val="en-US"/>
+        </w:rPr>
+        <w:t>* GitLab (remote repository)</w:t>
+      </w:r>
+    </w:p>
+    <w:p>
+      <w:pPr>
+        <w:rPr>
+          <w:lang w:val="en-US"/>
+        </w:rPr>
+      </w:pPr>
+      <w:r>
+        <w:rPr>
+          <w:lang w:val="en-US"/>
+        </w:rPr>
+        <w:t>* Notepad++ (as the default editor for Git)</w:t>
+      </w:r>
+    </w:p>
+    <w:p>
+      <w:pPr>
+        <w:rPr>
+          <w:lang w:val="en-US"/>
+        </w:rPr>
+      </w:pPr>
+    </w:p>
+    <w:p>
+      <w:pPr>
+        <w:rPr>
+          <w:lang w:val="en-US"/>
+        </w:rPr>
+      </w:pPr>
+      <w:r>
+        <w:rPr>
+          <w:b/>
+          <w:bCs/>
+          <w:lang w:val="en-US"/>
+        </w:rPr>
+        <w:t>## 4. Prerequisites</w:t>
+      </w:r>
+    </w:p>
+    <w:p>
+      <w:pPr>
+        <w:rPr>
+          <w:lang w:val="en-US"/>
+        </w:rPr>
+      </w:pPr>
+    </w:p>
+    <w:p>
+      <w:pPr>
+        <w:rPr>
+          <w:lang w:val="en-US"/>
+        </w:rPr>
+      </w:pPr>
+      <w:r>
+        <w:rPr>
+          <w:lang w:val="en-US"/>
+        </w:rPr>
+        <w:t>* Git Bash client installed on the machine</w:t>
+      </w:r>
+    </w:p>
+    <w:p>
+      <w:pPr>
+        <w:rPr>
+          <w:lang w:val="en-US"/>
+        </w:rPr>
+      </w:pPr>
+      <w:r>
+        <w:rPr>
+          <w:lang w:val="en-US"/>
+        </w:rPr>
+        <w:t>* A GitLab account to create the remote repository</w:t>
+      </w:r>
+    </w:p>
+    <w:p>
+      <w:pPr>
+        <w:rPr>
+          <w:lang w:val="en-US"/>
+        </w:rPr>
+      </w:pPr>
+    </w:p>
+    <w:p>
+      <w:pPr>
+        <w:rPr>
+          <w:lang w:val="en-US"/>
+        </w:rPr>
+      </w:pPr>
+      <w:r>
+        <w:rPr>
+          <w:b/>
+          <w:bCs/>
+          <w:lang w:val="en-US"/>
+        </w:rPr>
+        <w:t>## 5. Steps Performed</w:t>
+      </w:r>
+    </w:p>
+    <w:p>
+      <w:pPr>
+        <w:rPr>
+          <w:lang w:val="en-US"/>
+        </w:rPr>
+      </w:pPr>
+    </w:p>
+    <w:p>
+      <w:pPr>
+        <w:rPr>
+          <w:lang w:val="en-US"/>
+        </w:rPr>
+      </w:pPr>
+      <w:r>
+        <w:rPr>
+          <w:lang w:val="en-US"/>
+        </w:rPr>
+        <w:t xml:space="preserve">1. Signed up on GitLab and created a new project named </w:t>
+      </w:r>
+      <w:r>
+        <w:rPr>
+          <w:b/>
+          <w:bCs/>
+          <w:lang w:val="en-US"/>
+        </w:rPr>
+        <w:t>**GitDemo**</w:t>
+      </w:r>
+      <w:r>
+        <w:rPr>
+          <w:lang w:val="en-US"/>
+        </w:rPr>
+        <w:t>.</w:t>
+      </w:r>
+    </w:p>
+    <w:p>
+      <w:pPr>
+        <w:rPr>
+          <w:lang w:val="en-US"/>
+        </w:rPr>
+      </w:pPr>
+      <w:r>
+        <w:rPr>
+          <w:lang w:val="en-US"/>
+        </w:rPr>
+        <w:lastRenderedPageBreak/>
+        <w:t>2. Checked whether Git was installed properly on my machine.</w:t>
+      </w:r>
+    </w:p>
+    <w:p>
+      <w:pPr>
+        <w:rPr>
+          <w:lang w:val="en-US"/>
+        </w:rPr>
+      </w:pPr>
+      <w:r>
+        <w:rPr>
+          <w:lang w:val="en-US"/>
+        </w:rPr>
+        <w:t>3. Configured my username and email at the global level so that Git could tag my commits correctly.</w:t>
+      </w:r>
+    </w:p>
+    <w:p>
+      <w:pPr>
+        <w:rPr>
+          <w:lang w:val="en-US"/>
+        </w:rPr>
+      </w:pPr>
+      <w:r>
+        <w:rPr>
+          <w:lang w:val="en-US"/>
+        </w:rPr>
+        <w:t>4. Verified that the configuration was saved properly.</w:t>
+      </w:r>
+    </w:p>
+    <w:p>
+      <w:pPr>
+        <w:rPr>
+          <w:lang w:val="en-US"/>
+        </w:rPr>
+      </w:pPr>
+      <w:r>
+        <w:rPr>
+          <w:lang w:val="en-US"/>
+        </w:rPr>
+        <w:t>5. Checked if Notepad++ could be opened directly from Git Bash.</w:t>
+      </w:r>
+    </w:p>
+    <w:p>
+      <w:pPr>
+        <w:rPr>
+          <w:lang w:val="en-US"/>
+        </w:rPr>
+      </w:pPr>
+      <w:r>
+        <w:rPr>
+          <w:lang w:val="en-US"/>
+        </w:rPr>
+        <w:t>6. Added the path of `notepad++.exe` to the environment variables since Git Bash was not recognizing it initially.</w:t>
+      </w:r>
+    </w:p>
+    <w:p>
+      <w:pPr>
+        <w:rPr>
+          <w:lang w:val="en-US"/>
+        </w:rPr>
+      </w:pPr>
+      <w:r>
+        <w:rPr>
+          <w:lang w:val="en-US"/>
+        </w:rPr>
+        <w:t>7. Created an alias for Notepad++ so I could open it quickly from Git Bash.</w:t>
+      </w:r>
+    </w:p>
+    <w:p>
+      <w:pPr>
+        <w:rPr>
+          <w:lang w:val="en-US"/>
+        </w:rPr>
+      </w:pPr>
+      <w:r>
+        <w:rPr>
+          <w:lang w:val="en-US"/>
+        </w:rPr>
+        <w:t>8. Set Notepad++ as the default editor for Git using the config command.</w:t>
+      </w:r>
+    </w:p>
+    <w:p>
+      <w:pPr>
+        <w:rPr>
+          <w:lang w:val="en-US"/>
+        </w:rPr>
+      </w:pPr>
+      <w:r>
+        <w:rPr>
+          <w:lang w:val="en-US"/>
+        </w:rPr>
+        <w:t>9. Verified the editor setting using the `-e` option.</w:t>
+      </w:r>
+    </w:p>
+    <w:p>
+      <w:pPr>
+        <w:rPr>
+          <w:lang w:val="en-US"/>
+        </w:rPr>
+      </w:pPr>
+      <w:r>
+        <w:rPr>
+          <w:lang w:val="en-US"/>
+        </w:rPr>
+        <w:t xml:space="preserve">10. Initialized a new local repository named </w:t>
+      </w:r>
+      <w:r>
+        <w:rPr>
+          <w:b/>
+          <w:bCs/>
+          <w:lang w:val="en-US"/>
+        </w:rPr>
+        <w:t>**GitDemo**</w:t>
+      </w:r>
+      <w:r>
+        <w:rPr>
+          <w:lang w:val="en-US"/>
+        </w:rPr>
+        <w:t>.</w:t>
+      </w:r>
+    </w:p>
+    <w:p>
+      <w:pPr>
+        <w:rPr>
+          <w:lang w:val="en-US"/>
+        </w:rPr>
+      </w:pPr>
+      <w:r>
+        <w:rPr>
+          <w:lang w:val="en-US"/>
+        </w:rPr>
+        <w:t>11. Created a file `welcome.txt` and added some content to it.</w:t>
+      </w:r>
+    </w:p>
+    <w:p>
+      <w:pPr>
+        <w:rPr>
+          <w:lang w:val="en-US"/>
+        </w:rPr>
+      </w:pPr>
+      <w:r>
+        <w:rPr>
+          <w:lang w:val="en-US"/>
+        </w:rPr>
+        <w:t>12. Checked the status of the working directory to see the untracked file.</w:t>
+      </w:r>
+    </w:p>
+    <w:p>
+      <w:pPr>
+        <w:rPr>
+          <w:lang w:val="en-US"/>
+        </w:rPr>
+      </w:pPr>
+      <w:r>
+        <w:rPr>
+          <w:lang w:val="en-US"/>
+        </w:rPr>
+        <w:t>13. Added the file to the staging area so Git could start tracking it.</w:t>
+      </w:r>
+    </w:p>
+    <w:p>
+      <w:pPr>
+        <w:rPr>
+          <w:lang w:val="en-US"/>
+        </w:rPr>
+      </w:pPr>
+      <w:r>
+        <w:rPr>
+          <w:lang w:val="en-US"/>
+        </w:rPr>
+        <w:t>14. Committed the file with a multi-line commit message using Notepad++.</w:t>
+      </w:r>
+    </w:p>
+    <w:p>
+      <w:pPr>
+        <w:rPr>
+          <w:lang w:val="en-US"/>
+        </w:rPr>
+      </w:pPr>
+      <w:r>
+        <w:rPr>
+          <w:lang w:val="en-US"/>
+        </w:rPr>
+        <w:t>15. Verified that the working directory and local repository were in sync.</w:t>
+      </w:r>
+    </w:p>
+    <w:p>
+      <w:pPr>
+        <w:rPr>
+          <w:lang w:val="en-US"/>
+        </w:rPr>
+      </w:pPr>
+      <w:r>
+        <w:rPr>
+          <w:lang w:val="en-US"/>
+        </w:rPr>
+        <w:t>16. Connected the local repository to the GitLab remote repository.</w:t>
+      </w:r>
+    </w:p>
+    <w:p>
+      <w:pPr>
+        <w:rPr>
+          <w:lang w:val="en-US"/>
+        </w:rPr>
+      </w:pPr>
+      <w:r>
+        <w:rPr>
+          <w:lang w:val="en-US"/>
+        </w:rPr>
+        <w:t>17. Pulled from the remote repository first, then pushed my local changes to it.</w:t>
+      </w:r>
+    </w:p>
+    <w:p>
+      <w:pPr>
+        <w:rPr>
+          <w:lang w:val="en-US"/>
+        </w:rPr>
+      </w:pPr>
+      <w:r>
+        <w:rPr>
+          <w:b/>
+          <w:bCs/>
+          <w:lang w:val="en-US"/>
+        </w:rPr>
+        <w:t>## 6. Git Commands Used</w:t>
+      </w:r>
+    </w:p>
+    <w:p>
+      <w:pPr>
+        <w:rPr>
+          <w:lang w:val="en-US"/>
+        </w:rPr>
+      </w:pPr>
+      <w:r>
+        <w:rPr>
+          <w:lang w:val="en-US"/>
+        </w:rPr>
+        <w:t>```bash</w:t>
+      </w:r>
+    </w:p>
+    <w:p>
+      <w:pPr>
+        <w:rPr>
+          <w:lang w:val="en-US"/>
+        </w:rPr>
+      </w:pPr>
+      <w:r>
+        <w:rPr>
+          <w:lang w:val="en-US"/>
+        </w:rPr>
+        <w:t>git --version</w:t>
+      </w:r>
+    </w:p>
+    <w:p>
+      <w:pPr>
+        <w:rPr>
+          <w:lang w:val="en-US"/>
+        </w:rPr>
+      </w:pPr>
+      <w:r>
+        <w:rPr>
+          <w:lang w:val="en-US"/>
+        </w:rPr>
+        <w:t>```</w:t>
+      </w:r>
+    </w:p>
+    <w:p>
+      <w:pPr>
+        <w:rPr>
+          <w:lang w:val="en-US"/>
+        </w:rPr>
+      </w:pPr>
+      <w:r>
+        <w:rPr>
+          <w:lang w:val="en-US"/>
+        </w:rPr>
+        <w:t>This checks whether Git is installed on the machine and shows the version if it is.</w:t>
+      </w:r>
+    </w:p>
+    <w:p>
+      <w:pPr>
+        <w:rPr>
+          <w:lang w:val="en-US"/>
+        </w:rPr>
+      </w:pPr>
+    </w:p>
+    <w:p>
+      <w:pPr>
+        <w:rPr>
+          <w:lang w:val="en-US"/>
+        </w:rPr>
+      </w:pPr>
+      <w:r>
+        <w:rPr>
+          <w:lang w:val="en-US"/>
+        </w:rPr>
+        <w:t>```bash</w:t>
+      </w:r>
+    </w:p>
+    <w:p>
+      <w:pPr>
+        <w:rPr>
+          <w:lang w:val="en-US"/>
+        </w:rPr>
+      </w:pPr>
+      <w:r>
+        <w:rPr>
+          <w:lang w:val="en-US"/>
+        </w:rPr>
+        <w:t>git config --global user.name "your-username"</w:t>
+      </w:r>
+    </w:p>
+    <w:p>
+      <w:pPr>
+        <w:rPr>
+          <w:lang w:val="en-US"/>
+        </w:rPr>
+      </w:pPr>
+      <w:r>
+        <w:rPr>
+          <w:lang w:val="en-US"/>
+        </w:rPr>
+        <w:t>git config --global user.email "your-email@example.com"</w:t>
+      </w:r>
+    </w:p>
+    <w:p>
+      <w:pPr>
+        <w:rPr>
+          <w:lang w:val="en-US"/>
+        </w:rPr>
+      </w:pPr>
+      <w:r>
+        <w:rPr>
+          <w:lang w:val="en-US"/>
+        </w:rPr>
+        <w:t>```</w:t>
+      </w:r>
+    </w:p>
+    <w:p>
+      <w:pPr>
+        <w:rPr>
+          <w:lang w:val="en-US"/>
+        </w:rPr>
+      </w:pPr>
+      <w:r>
+        <w:rPr>
+          <w:lang w:val="en-US"/>
+        </w:rPr>
+        <w:t>These commands set up the username and email that Git will attach to every commit I make.</w:t>
+      </w:r>
+    </w:p>
+    <w:p>
+      <w:pPr>
+        <w:rPr>
+          <w:lang w:val="en-US"/>
+        </w:rPr>
+      </w:pPr>
+      <w:r>
+        <w:rPr>
+          <w:lang w:val="en-US"/>
+        </w:rPr>
+        <w:lastRenderedPageBreak/>
+        <w:t>```bash</w:t>
+      </w:r>
+    </w:p>
+    <w:p>
+      <w:pPr>
+        <w:rPr>
+          <w:lang w:val="en-US"/>
+        </w:rPr>
+      </w:pPr>
+      <w:r>
+        <w:rPr>
+          <w:lang w:val="en-US"/>
+        </w:rPr>
+        <w:t>git config --list</w:t>
+      </w:r>
+    </w:p>
+    <w:p>
+      <w:pPr>
+        <w:rPr>
+          <w:lang w:val="en-US"/>
+        </w:rPr>
+      </w:pPr>
+      <w:r>
+        <w:rPr>
+          <w:lang w:val="en-US"/>
+        </w:rPr>
+        <w:t>``</w:t>
+      </w:r>
+    </w:p>
+    <w:p>
+      <w:pPr>
+        <w:rPr>
+          <w:lang w:val="en-US"/>
+        </w:rPr>
+      </w:pPr>
+      <w:r>
+        <w:rPr>
+          <w:lang w:val="en-US"/>
+        </w:rPr>
+        <w:t>This shows all the current Git configuration values, so I could confirm my username and email were saved correctly.</w:t>
+      </w:r>
+    </w:p>
+    <w:p>
+      <w:pPr>
+        <w:rPr>
+          <w:lang w:val="en-US"/>
+        </w:rPr>
+      </w:pPr>
+    </w:p>
+    <w:p>
+      <w:pPr>
+        <w:rPr>
+          <w:lang w:val="en-US"/>
+        </w:rPr>
+      </w:pPr>
+      <w:r>
+        <w:rPr>
+          <w:lang w:val="en-US"/>
+        </w:rPr>
+        <w:t>```bash</w:t>
+      </w:r>
+    </w:p>
+    <w:p>
+      <w:pPr>
+        <w:rPr>
+          <w:lang w:val="en-US"/>
+        </w:rPr>
+      </w:pPr>
+      <w:r>
+        <w:rPr>
+          <w:lang w:val="en-US"/>
+        </w:rPr>
+        <w:t>git config --global core.editor "notepad++.exe -multiInst -nosession"</w:t>
+      </w:r>
+    </w:p>
+    <w:p>
+      <w:pPr>
+        <w:rPr>
+          <w:lang w:val="en-US"/>
+        </w:rPr>
+      </w:pPr>
+      <w:r>
+        <w:rPr>
+          <w:lang w:val="en-US"/>
+        </w:rPr>
+        <w:t>```</w:t>
+      </w:r>
+    </w:p>
+    <w:p>
+      <w:pPr>
+        <w:rPr>
+          <w:lang w:val="en-US"/>
+        </w:rPr>
+      </w:pPr>
+      <w:r>
+        <w:rPr>
+          <w:lang w:val="en-US"/>
+        </w:rPr>
+        <w:t>This sets Notepad++ as the default editor Git will open whenever it needs input, like writing a commit message.</w:t>
+      </w:r>
+    </w:p>
+    <w:p>
+      <w:pPr>
+        <w:rPr>
+          <w:lang w:val="en-US"/>
+        </w:rPr>
+      </w:pPr>
+    </w:p>
+    <w:p>
+      <w:pPr>
+        <w:rPr>
+          <w:lang w:val="en-US"/>
+        </w:rPr>
+      </w:pPr>
+      <w:r>
+        <w:rPr>
+          <w:lang w:val="en-US"/>
+        </w:rPr>
+        <w:t>```bash</w:t>
+      </w:r>
+    </w:p>
+    <w:p>
+      <w:pPr>
+        <w:rPr>
+          <w:lang w:val="en-US"/>
+        </w:rPr>
+      </w:pPr>
+      <w:r>
+        <w:rPr>
+          <w:lang w:val="en-US"/>
+        </w:rPr>
+        <w:t>git config --global -e</w:t>
+      </w:r>
+    </w:p>
+    <w:p>
+      <w:pPr>
+        <w:rPr>
+          <w:lang w:val="en-US"/>
+        </w:rPr>
+      </w:pPr>
+      <w:r>
+        <w:rPr>
+          <w:lang w:val="en-US"/>
+        </w:rPr>
+        <w:t>```</w:t>
+      </w:r>
+    </w:p>
+    <w:p>
+      <w:pPr>
+        <w:rPr>
+          <w:lang w:val="en-US"/>
+        </w:rPr>
+      </w:pPr>
+      <w:r>
+        <w:rPr>
+          <w:lang w:val="en-US"/>
+        </w:rPr>
+        <w:t>This opens the global Git config file in the default editor (Notepad++ in my case) so I could verify the settings.</w:t>
+      </w:r>
+    </w:p>
+    <w:p>
+      <w:pPr>
+        <w:rPr>
+          <w:lang w:val="en-US"/>
+        </w:rPr>
+      </w:pPr>
+    </w:p>
+    <w:p>
+      <w:pPr>
+        <w:rPr>
+          <w:lang w:val="en-US"/>
+        </w:rPr>
+      </w:pPr>
+      <w:r>
+        <w:rPr>
+          <w:lang w:val="en-US"/>
+        </w:rPr>
+        <w:t>```bash</w:t>
+      </w:r>
+    </w:p>
+    <w:p>
+      <w:pPr>
+        <w:rPr>
+          <w:lang w:val="en-US"/>
+        </w:rPr>
+      </w:pPr>
+      <w:r>
+        <w:rPr>
+          <w:lang w:val="en-US"/>
+        </w:rPr>
+        <w:t>git init</w:t>
+      </w:r>
+    </w:p>
+    <w:p>
+      <w:pPr>
+        <w:rPr>
+          <w:lang w:val="en-US"/>
+        </w:rPr>
+      </w:pPr>
+      <w:r>
+        <w:rPr>
+          <w:lang w:val="en-US"/>
+        </w:rPr>
+        <w:t>```</w:t>
+      </w:r>
+    </w:p>
+    <w:p>
+      <w:pPr>
+        <w:rPr>
+          <w:lang w:val="en-US"/>
+        </w:rPr>
+      </w:pPr>
+      <w:r>
+        <w:rPr>
+          <w:lang w:val="en-US"/>
+        </w:rPr>
+        <w:t>This initializes a new, empty Git repository in the current folder. It creates a hidden `.git` folder that stores all version history.</w:t>
+      </w:r>
+    </w:p>
+    <w:p>
+      <w:pPr>
+        <w:rPr>
+          <w:lang w:val="en-US"/>
+        </w:rPr>
+      </w:pPr>
+    </w:p>
+    <w:p>
+      <w:pPr>
+        <w:rPr>
+          <w:lang w:val="en-US"/>
+        </w:rPr>
+      </w:pPr>
+      <w:r>
+        <w:rPr>
+          <w:lang w:val="en-US"/>
+        </w:rPr>
+        <w:t>```bash</w:t>
+      </w:r>
+    </w:p>
+    <w:p>
+      <w:pPr>
+        <w:rPr>
+          <w:lang w:val="en-US"/>
+        </w:rPr>
+      </w:pPr>
+      <w:r>
+        <w:rPr>
+          <w:lang w:val="en-US"/>
+        </w:rPr>
+        <w:t>git status</w:t>
+      </w:r>
+    </w:p>
+    <w:p>
+      <w:pPr>
+        <w:rPr>
+          <w:lang w:val="en-US"/>
+        </w:rPr>
+      </w:pPr>
+      <w:r>
+        <w:rPr>
+          <w:lang w:val="en-US"/>
+        </w:rPr>
+        <w:t>```</w:t>
+      </w:r>
+    </w:p>
+    <w:p>
+      <w:pPr>
+        <w:rPr>
+          <w:lang w:val="en-US"/>
+        </w:rPr>
+      </w:pPr>
+      <w:r>
+        <w:rPr>
+          <w:lang w:val="en-US"/>
+        </w:rPr>
+        <w:t>This shows the current state of the working directory — whether there are new, modified, or staged files.</w:t>
+      </w:r>
+    </w:p>
+    <w:p>
+      <w:pPr>
+        <w:rPr>
+          <w:lang w:val="en-US"/>
+        </w:rPr>
+      </w:pPr>
+    </w:p>
+    <w:p>
+      <w:pPr>
+        <w:rPr>
+          <w:lang w:val="en-US"/>
+        </w:rPr>
+      </w:pPr>
+      <w:r>
+        <w:rPr>
+          <w:lang w:val="en-US"/>
+        </w:rPr>
+        <w:lastRenderedPageBreak/>
+        <w:t>```bash</w:t>
+      </w:r>
+    </w:p>
+    <w:p>
+      <w:pPr>
+        <w:rPr>
+          <w:lang w:val="en-US"/>
+        </w:rPr>
+      </w:pPr>
+      <w:r>
+        <w:rPr>
+          <w:lang w:val="en-US"/>
+        </w:rPr>
+        <w:t>git add welcome.txt</w:t>
+      </w:r>
+    </w:p>
+    <w:p>
+      <w:pPr>
+        <w:rPr>
+          <w:lang w:val="en-US"/>
+        </w:rPr>
+      </w:pPr>
+      <w:r>
+        <w:rPr>
+          <w:lang w:val="en-US"/>
+        </w:rPr>
+        <w:t>```</w:t>
+      </w:r>
+    </w:p>
+    <w:p>
+      <w:pPr>
+        <w:rPr>
+          <w:lang w:val="en-US"/>
+        </w:rPr>
+      </w:pPr>
+      <w:r>
+        <w:rPr>
+          <w:lang w:val="en-US"/>
+        </w:rPr>
+        <w:t>This moves the file from the working directory into the staging area, meaning Git will now track changes made to it.</w:t>
+      </w:r>
+    </w:p>
+    <w:p>
+      <w:pPr>
+        <w:rPr>
+          <w:lang w:val="en-US"/>
+        </w:rPr>
+      </w:pPr>
+    </w:p>
+    <w:p>
+      <w:pPr>
+        <w:rPr>
+          <w:lang w:val="en-US"/>
+        </w:rPr>
+      </w:pPr>
+      <w:r>
+        <w:rPr>
+          <w:lang w:val="en-US"/>
+        </w:rPr>
+        <w:t>```bash</w:t>
+      </w:r>
+    </w:p>
+    <w:p>
+      <w:pPr>
+        <w:rPr>
+          <w:lang w:val="en-US"/>
+        </w:rPr>
+      </w:pPr>
+      <w:r>
+        <w:rPr>
+          <w:lang w:val="en-US"/>
+        </w:rPr>
+        <w:t>git commit</w:t>
+      </w:r>
+    </w:p>
+    <w:p>
+      <w:pPr>
+        <w:rPr>
+          <w:lang w:val="en-US"/>
+        </w:rPr>
+      </w:pPr>
+      <w:r>
+        <w:rPr>
+          <w:lang w:val="en-US"/>
+        </w:rPr>
+        <w:t>```</w:t>
+      </w:r>
+    </w:p>
+    <w:p>
+      <w:pPr>
+        <w:rPr>
+          <w:lang w:val="en-US"/>
+        </w:rPr>
+      </w:pPr>
+      <w:r>
+        <w:rPr>
+          <w:lang w:val="en-US"/>
+        </w:rPr>
+        <w:t>This saves the staged changes into the local repository. Since no `-m` flag was used, it opened Notepad++ so I could type a multi-line commit message.</w:t>
+      </w:r>
+    </w:p>
+    <w:p>
+      <w:pPr>
+        <w:rPr>
+          <w:lang w:val="en-US"/>
+        </w:rPr>
+      </w:pPr>
+    </w:p>
+    <w:p>
+      <w:pPr>
+        <w:rPr>
+          <w:lang w:val="en-US"/>
+        </w:rPr>
+      </w:pPr>
+      <w:r>
+        <w:rPr>
+          <w:lang w:val="en-US"/>
+        </w:rPr>
+        <w:t>```bash</w:t>
+      </w:r>
+    </w:p>
+    <w:p>
+      <w:pPr>
+        <w:rPr>
+          <w:lang w:val="en-US"/>
+        </w:rPr>
+      </w:pPr>
+      <w:r>
+        <w:rPr>
+          <w:lang w:val="en-US"/>
+        </w:rPr>
+        <w:t>git remote add origin [Enter GitHub/GitLab Repository URL]</w:t>
+      </w:r>
+    </w:p>
+    <w:p>
+      <w:pPr>
+        <w:rPr>
+          <w:lang w:val="en-US"/>
+        </w:rPr>
+      </w:pPr>
+      <w:r>
+        <w:rPr>
+          <w:lang w:val="en-US"/>
+        </w:rPr>
+        <w:t>```</w:t>
+      </w:r>
+    </w:p>
+    <w:p>
+      <w:pPr>
+        <w:rPr>
+          <w:lang w:val="en-US"/>
+        </w:rPr>
+      </w:pPr>
+      <w:r>
+        <w:rPr>
+          <w:lang w:val="en-US"/>
+        </w:rPr>
+        <w:t>This links the local repository to the remote repository on GitLab.</w:t>
+      </w:r>
+    </w:p>
+    <w:p>
+      <w:pPr>
+        <w:rPr>
+          <w:lang w:val="en-US"/>
+        </w:rPr>
+      </w:pPr>
+    </w:p>
+    <w:p>
+      <w:pPr>
+        <w:rPr>
+          <w:lang w:val="en-US"/>
+        </w:rPr>
+      </w:pPr>
+      <w:r>
+        <w:rPr>
+          <w:lang w:val="en-US"/>
+        </w:rPr>
+        <w:t>```bash</w:t>
+      </w:r>
+    </w:p>
+    <w:p>
+      <w:pPr>
+        <w:rPr>
+          <w:lang w:val="en-US"/>
+        </w:rPr>
+      </w:pPr>
+      <w:r>
+        <w:rPr>
+          <w:lang w:val="en-US"/>
+        </w:rPr>
+        <w:t>git pull origin master</w:t>
+      </w:r>
+    </w:p>
+    <w:p>
+      <w:pPr>
+        <w:rPr>
+          <w:lang w:val="en-US"/>
+        </w:rPr>
+      </w:pPr>
+      <w:r>
+        <w:rPr>
+          <w:lang w:val="en-US"/>
+        </w:rPr>
+        <w:t>```</w:t>
+      </w:r>
+    </w:p>
+    <w:p>
+      <w:pPr>
+        <w:rPr>
+          <w:lang w:val="en-US"/>
+        </w:rPr>
+      </w:pPr>
+      <w:r>
+        <w:rPr>
+          <w:lang w:val="en-US"/>
+        </w:rPr>
+        <w:t>This fetches and merges any changes from the remote repository into the local one, before I push my own changes.</w:t>
+      </w:r>
+    </w:p>
+    <w:p>
+      <w:pPr>
+        <w:rPr>
+          <w:lang w:val="en-US"/>
+        </w:rPr>
+      </w:pPr>
+    </w:p>
+    <w:p>
+      <w:pPr>
+        <w:rPr>
+          <w:lang w:val="en-US"/>
+        </w:rPr>
+      </w:pPr>
+      <w:r>
+        <w:rPr>
+          <w:lang w:val="en-US"/>
+        </w:rPr>
+        <w:t>```bash</w:t>
+      </w:r>
+    </w:p>
+    <w:p>
+      <w:pPr>
+        <w:rPr>
+          <w:lang w:val="en-US"/>
+        </w:rPr>
+      </w:pPr>
+      <w:r>
+        <w:rPr>
+          <w:lang w:val="en-US"/>
+        </w:rPr>
+        <w:t>git push origin master</w:t>
+      </w:r>
+    </w:p>
+    <w:p>
+      <w:pPr>
+        <w:rPr>
+          <w:lang w:val="en-US"/>
+        </w:rPr>
+      </w:pPr>
+      <w:r>
+        <w:rPr>
+          <w:lang w:val="en-US"/>
+        </w:rPr>
+        <w:t>```</w:t>
+      </w:r>
+    </w:p>
+    <w:p>
+      <w:pPr>
+        <w:rPr>
+          <w:lang w:val="en-US"/>
+        </w:rPr>
+      </w:pPr>
+      <w:r>
+        <w:rPr>
+          <w:lang w:val="en-US"/>
+        </w:rPr>
+        <w:t>This uploads my committed changes from the local repository to the remote GitLab repository</w:t>
+      </w:r>
+    </w:p>
+    <w:p>
+      <w:pPr>
+        <w:rPr>
+          <w:lang w:val="en-US"/>
+        </w:rPr>
+      </w:pPr>
+      <w:r>
+        <w:rPr>
+          <w:b/>
+          <w:bCs/>
+          <w:lang w:val="en-US"/>
+        </w:rPr>
+        <w:t>## 7. Implementation / Execution</w:t>
+      </w:r>
+    </w:p>
+    <w:p>
+      <w:pPr>
+        <w:rPr>
+          <w:lang w:val="en-US"/>
+        </w:rPr>
+      </w:pPr>
+      <w:r>
+        <w:rPr>
+          <w:lang w:val="en-US"/>
+        </w:rPr>
+        <w:t xml:space="preserve">I started by making sure Git Bash was installed and working, then set up my username and email so every commit would be linked to my identity. After that, I worked on getting Notepad++ recognized </w:t>
+      </w:r>
+      <w:r>
+        <w:rPr>
+          <w:lang w:val="en-US"/>
+        </w:rPr>
+        <w:lastRenderedPageBreak/>
+        <w:t>as a command inside Git Bash. This needed a small environment variable change on Windows before Git Bash could locate the `notepad++.exe` file. Once that was done, I configured it as Git's default editor.</w:t>
+      </w:r>
+    </w:p>
+    <w:p>
+      <w:pPr>
+        <w:rPr>
+          <w:lang w:val="en-US"/>
+        </w:rPr>
+      </w:pPr>
+      <w:r>
+        <w:rPr>
+          <w:lang w:val="en-US"/>
+        </w:rPr>
+        <w:t>With the setup done, I created a new folder for my project and ran `git init` inside it to turn it into a Git repository. I created a text file called `welcome.txt`, checked its status, and added it to staging. When committing, I used the Notepad++ editor to write a proper multi-line commit message instead of a short one-liner.</w:t>
+      </w:r>
+    </w:p>
+    <w:p>
+      <w:pPr>
+        <w:rPr>
+          <w:lang w:val="en-US"/>
+        </w:rPr>
+      </w:pPr>
+      <w:r>
+        <w:rPr>
+          <w:lang w:val="en-US"/>
+        </w:rPr>
+        <w:t>Lastly, I connected this local repository to the GitLab project I had created earlier, pulled any existing changes (to avoid conflicts), and then pushed my commit to the remote repository.</w:t>
+      </w:r>
+    </w:p>
+    <w:p>
+      <w:pPr>
+        <w:rPr>
+          <w:lang w:val="en-US"/>
+        </w:rPr>
+      </w:pPr>
+      <w:r>
+        <w:rPr>
+          <w:b/>
+          <w:bCs/>
+          <w:lang w:val="en-US"/>
+        </w:rPr>
+        <w:t>## 8. Output / Result</w:t>
+      </w:r>
+    </w:p>
+    <w:p>
+      <w:pPr>
+        <w:rPr>
+          <w:lang w:val="en-US"/>
+        </w:rPr>
+      </w:pPr>
+      <w:r>
+        <w:rPr>
+          <w:noProof/>
+        </w:rPr>
+        <w:lastRenderedPageBreak/>
+        <w:drawing>
+          <wp:inline distT="0" distB="0" distL="0" distR="0" wp14:anchorId="3BFB1261" wp14:editId="642F1FD4">
+            <wp:extent cx="5423231" cy="5803900"/>
+            <wp:effectExtent l="0" t="0" r="6350" b="6350"/>
+            <wp:docPr id="1158516787" name="Picture 1"/>
+            <wp:cNvGraphicFramePr>
+              <a:graphicFrameLocks xmlns:a="http://schemas.openxmlformats.org/drawingml/2006/main" noChangeAspect="1"/>
+            </wp:cNvGraphicFramePr>
+            <a:graphic xmlns:a="http://schemas.openxmlformats.org/drawingml/2006/main">
+              <a:graphicData uri="http://schemas.openxmlformats.org/drawingml/2006/picture">
+                <pic:pic xmlns:pic="http://schemas.openxmlformats.org/drawingml/2006/picture">
+                  <pic:nvPicPr>
+                    <pic:cNvPr id="1158516787" name=""/>
+                    <pic:cNvPicPr/>
+                  </pic:nvPicPr>
+                  <pic:blipFill>
+                    <a:blip r:embed="rId4"/>
+                    <a:stretch>
+                      <a:fillRect/>
+                    </a:stretch>
+                  </pic:blipFill>
+                  <pic:spPr>
+                    <a:xfrm>
+                      <a:off x="0" y="0"/>
+                      <a:ext cx="5424329" cy="5805075"/>
+                    </a:xfrm>
+                    <a:prstGeom prst="rect">
+                      <a:avLst/>
+                    </a:prstGeom>
+                  </pic:spPr>
+                </pic:pic>
+              </a:graphicData>
+            </a:graphic>
+          </wp:inline>
+        </w:drawing>
+      </w:r>
+      <w:r>
+        <w:rPr>
+          <w:noProof/>
+        </w:rPr>
+        <w:lastRenderedPageBreak/>
+        <w:drawing>
+          <wp:inline distT="0" distB="0" distL="0" distR="0" wp14:anchorId="53A745D5" wp14:editId="7B8145CF">
+            <wp:extent cx="5943600" cy="6121400"/>
+            <wp:effectExtent l="0" t="0" r="0" b="0"/>
+            <wp:docPr id="506540027" name="Picture 1"/>
+            <wp:cNvGraphicFramePr>
+              <a:graphicFrameLocks xmlns:a="http://schemas.openxmlformats.org/drawingml/2006/main" noChangeAspect="1"/>
+            </wp:cNvGraphicFramePr>
+            <a:graphic xmlns:a="http://schemas.openxmlformats.org/drawingml/2006/main">
+              <a:graphicData uri="http://schemas.openxmlformats.org/drawingml/2006/picture">
+                <pic:pic xmlns:pic="http://schemas.openxmlformats.org/drawingml/2006/picture">
+                  <pic:nvPicPr>
+                    <pic:cNvPr id="506540027" name=""/>
+                    <pic:cNvPicPr/>
+                  </pic:nvPicPr>
+                  <pic:blipFill>
+                    <a:blip r:embed="rId5"/>
+                    <a:stretch>
+                      <a:fillRect/>
+                    </a:stretch>
+                  </pic:blipFill>
+                  <pic:spPr>
+                    <a:xfrm>
+                      <a:off x="0" y="0"/>
+                      <a:ext cx="5943600" cy="6121400"/>
+                    </a:xfrm>
+                    <a:prstGeom prst="rect">
+                      <a:avLst/>
+                    </a:prstGeom>
+                  </pic:spPr>
+                </pic:pic>
+              </a:graphicData>
+            </a:graphic>
+          </wp:inline>
+        </w:drawing>
+      </w:r>
+      <w:r>
+        <w:rPr>
+          <w:noProof/>
+        </w:rPr>
+        <w:lastRenderedPageBreak/>
+        <w:drawing>
+          <wp:inline distT="0" distB="0" distL="0" distR="0" wp14:anchorId="51F8FD49" wp14:editId="31D5A4BF">
+            <wp:extent cx="5943600" cy="3277235"/>
+            <wp:effectExtent l="0" t="0" r="0" b="0"/>
+            <wp:docPr id="1946210434" name="Picture 1"/>
+            <wp:cNvGraphicFramePr>
+              <a:graphicFrameLocks xmlns:a="http://schemas.openxmlformats.org/drawingml/2006/main" noChangeAspect="1"/>
+            </wp:cNvGraphicFramePr>
+            <a:graphic xmlns:a="http://schemas.openxmlformats.org/drawingml/2006/main">
+              <a:graphicData uri="http://schemas.openxmlformats.org/drawingml/2006/picture">
+                <pic:pic xmlns:pic="http://schemas.openxmlformats.org/drawingml/2006/picture">
+                  <pic:nvPicPr>
+                    <pic:cNvPr id="1946210434" name=""/>
+                    <pic:cNvPicPr/>
+                  </pic:nvPicPr>
+                  <pic:blipFill>
+                    <a:blip r:embed="rId6"/>
+                    <a:stretch>
+                      <a:fillRect/>
+                    </a:stretch>
+                  </pic:blipFill>
+                  <pic:spPr>
+                    <a:xfrm>
+                      <a:off x="0" y="0"/>
+                      <a:ext cx="5943600" cy="3277235"/>
+                    </a:xfrm>
+                    <a:prstGeom prst="rect">
+                      <a:avLst/>
+                    </a:prstGeom>
+                  </pic:spPr>
+                </pic:pic>
+              </a:graphicData>
+            </a:graphic>
+          </wp:inline>
+        </w:drawing>
+      </w:r>
+    </w:p>
+    <w:p>
+      <w:pPr>
+        <w:rPr>
+          <w:lang w:val="en-US"/>
+        </w:rPr>
+      </w:pPr>
+      <w:r>
+        <w:rPr>
+          <w:lang w:val="en-US"/>
+        </w:rPr>
+        <w:t>After running `git push origin master`, the `welcome.txt` file along with my commit history was visible on the GitLab remote repository.</w:t>
+      </w:r>
+    </w:p>
+    <w:p>
+      <w:pPr>
+        <w:rPr>
+          <w:lang w:val="en-US"/>
+        </w:rPr>
+      </w:pPr>
+      <w:r>
+        <w:rPr>
+          <w:lang w:val="en-US"/>
+        </w:rPr>
+        <w:br/>
+      </w:r>
+    </w:p>
+    <w:p>
+      <w:pPr>
+        <w:rPr>
+          <w:lang w:val="en-US"/>
+        </w:rPr>
+      </w:pPr>
+      <w:r>
+        <w:rPr>
+          <w:b/>
+          <w:bCs/>
+          <w:lang w:val="en-US"/>
+        </w:rPr>
+        <w:t>## 9. Key Learning</w:t>
+      </w:r>
+    </w:p>
+    <w:p>
+      <w:pPr>
+        <w:rPr>
+          <w:lang w:val="en-US"/>
+        </w:rPr>
+      </w:pPr>
+    </w:p>
+    <w:p>
+      <w:pPr>
+        <w:rPr>
+          <w:lang w:val="en-US"/>
+        </w:rPr>
+      </w:pPr>
+      <w:r>
+        <w:rPr>
+          <w:lang w:val="en-US"/>
+        </w:rPr>
+        <w:t>* Understood how to configure Git with a username and email for the first time.</w:t>
+      </w:r>
+    </w:p>
+    <w:p>
+      <w:pPr>
+        <w:rPr>
+          <w:lang w:val="en-US"/>
+        </w:rPr>
+      </w:pPr>
+      <w:r>
+        <w:rPr>
+          <w:lang w:val="en-US"/>
+        </w:rPr>
+        <w:t>* Learned how to set a custom editor (Notepad++) for Git instead of using the default one.</w:t>
+      </w:r>
+    </w:p>
+    <w:p>
+      <w:pPr>
+        <w:rPr>
+          <w:lang w:val="en-US"/>
+        </w:rPr>
+      </w:pPr>
+      <w:r>
+        <w:rPr>
+          <w:lang w:val="en-US"/>
+        </w:rPr>
+        <w:t>* Got a clear idea of the Git workflow: working directory → staging area → local repository → remote repository.</w:t>
+      </w:r>
+    </w:p>
+    <w:p>
+      <w:pPr>
+        <w:rPr>
+          <w:lang w:val="en-US"/>
+        </w:rPr>
+      </w:pPr>
+      <w:r>
+        <w:rPr>
+          <w:lang w:val="en-US"/>
+        </w:rPr>
+        <w:t>* Learned the difference between `git pull` and `git push`.</w:t>
+      </w:r>
+    </w:p>
+    <w:p>
+      <w:pPr>
+        <w:rPr>
+          <w:lang w:val="en-US"/>
+        </w:rPr>
+      </w:pPr>
+    </w:p>
+    <w:p>
+      <w:pPr>
+        <w:rPr>
+          <w:lang w:val="en-US"/>
+        </w:rPr>
+      </w:pPr>
+      <w:r>
+        <w:rPr>
+          <w:b/>
+          <w:bCs/>
+          <w:lang w:val="en-US"/>
+        </w:rPr>
+        <w:t>## 10. Conclusion</w:t>
+      </w:r>
+    </w:p>
+    <w:p>
+      <w:pPr>
+        <w:rPr>
+          <w:lang w:val="en-US"/>
+        </w:rPr>
+      </w:pPr>
+    </w:p>
+    <w:p>
+      <w:pPr>
+        <w:rPr>
+          <w:lang w:val="en-US"/>
+        </w:rPr>
+      </w:pPr>
+      <w:r>
+        <w:rPr>
+          <w:lang w:val="en-US"/>
+        </w:rPr>
+        <w:t>This exercise helped me understand the basic Git setup process from scratch, including configuration and connecting to a remote repository. I now have a clear picture of how a file moves from being untracked to fully pushed on GitLab. The exercise was completed successfully.</w:t>
+      </w:r>
+    </w:p>
+    <w:p>
+      <w:pPr>
+        <w:rPr>
+          <w:lang w:val="en-US"/>
+        </w:rPr>
+      </w:pPr>
+    </w:p>
+    <w:p>
+      <w:pPr>
+        <w:rPr>
+          <w:lang w:val="en-US"/>
+        </w:rPr>
+      </w:pPr>
+    </w:p>
+    <w:p>
+      <w:pPr>
+        <w:rPr>
+          <w:lang w:val="en-US"/>
+        </w:rPr>
+      </w:pPr>
+      <w:r>
+        <w:rPr>
+          <w:b/>
+          <w:bCs/>
+          <w:lang w:val="en-US"/>
+        </w:rPr>
+        <w:lastRenderedPageBreak/>
+        <w:t>## GitHub Repository</w:t>
+      </w:r>
+    </w:p>
+    <w:p>
+      <w:pPr>
+        <w:rPr>
+          <w:lang w:val="en-US"/>
+        </w:rPr>
+      </w:pPr>
+    </w:p>
+    <w:p>
+      <w:pPr>
+        <w:rPr>
+          <w:lang w:val="en-US"/>
+        </w:rPr>
+      </w:pPr>
+      <w:r>
+        <w:rPr>
+          <w:b/>
+          <w:bCs/>
+          <w:lang w:val="en-US"/>
+        </w:rPr>
+        <w:t>**Repository:**</w:t>
+      </w:r>
+      <w:r>
+        <w:rPr>
+          <w:lang w:val="en-US"/>
+        </w:rPr>
+        <w:t xml:space="preserve"> CTS-DeepSkilling</w:t>
+      </w:r>
+    </w:p>
+    <w:p>
+      <w:pPr>
+        <w:rPr>
+          <w:lang w:val="en-US"/>
+        </w:rPr>
+      </w:pPr>
+    </w:p>
+    <w:p>
+      <w:pPr>
+        <w:rPr>
+          <w:lang w:val="en-US"/>
+        </w:rPr>
+      </w:pPr>
+      <w:r>
+        <w:rPr>
+          <w:b/>
+          <w:bCs/>
+          <w:lang w:val="en-US"/>
+        </w:rPr>
+        <w:t>**Repository URL:**</w:t>
+      </w:r>
+      <w:r>
+        <w:rPr>
+          <w:lang w:val="en-US"/>
+        </w:rPr>
+        <w:t xml:space="preserve"> https://github.com/Ashwin-2006-t/CTS-DeepSkilling.git</w:t>
+      </w:r>
+    </w:p>
+    <w:p>
+      <w:pPr>
+        <w:rPr>
+          <w:lang w:val="en-US"/>
+        </w:rPr>
+      </w:pPr>
+    </w:p>
+    <w:p>
+      <w:pPr>
+        <w:rPr>
+          <w:lang w:val="en-US"/>
+        </w:rPr>
+      </w:pPr>
+      <w:r>
+        <w:rPr>
+          <w:b/>
+          <w:bCs/>
+          <w:lang w:val="en-US"/>
+        </w:rPr>
+        <w:t>**Folder/Path:**</w:t>
+      </w:r>
+      <w:r>
+        <w:rPr>
+          <w:lang w:val="en-US"/>
+        </w:rPr>
+        <w:t xml:space="preserve"> D:\ASHWIN\Ashwin Programing\JAVA Spring Boot\intelij idea\CTS-Deepskilling\Week6\GIT\1. Git-HOL</w:t>
+      </w:r>
+    </w:p>
+    <w:p>
+      <w:pPr>
+        <w:rPr>
+          <w:lang w:val="en-US"/>
+        </w:rPr>
+      </w:pPr>
+    </w:p>
+    <w:p/>
+    <w:p/>
+    <w:p/>
+    <w:p/>
+    <w:p/>
+    <w:p/>
+    <w:p/>
+    <w:p/>
     <w:p/>
     <w:sectPr>
       <w:pgSz w:w="12240" w:h="15840"/>
       <w:pgMar w:top="1440" w:right="1440" w:bottom="1440" w:left="1440" w:header="720" w:footer="720" w:gutter="0"/>
+      <w:pgBorders w:offsetFrom="page">
+        <w:top w:val="single" w:sz="4" w:space="24" w:color="auto"/>
+        <w:left w:val="single" w:sz="4" w:space="24" w:color="auto"/>
+        <w:bottom w:val="single" w:sz="4" w:space="24" w:color="auto"/>
+        <w:right w:val="single" w:sz="4" w:space="24" w:color="auto"/>
+      </w:pgBorders>
       <w:cols w:space="720"/>
       <w:docGrid w:linePitch="360"/>
     </w:sectPr>
@@ -413,6 +2153,15 @@
   <w:style w:type="paragraph" w:default="1" w:styleId="Normal">
     <w:name w:val="Normal"/>
     <w:qFormat/>
+    <w:rsid w:val="00B03CA5"/>
+    <w:pPr>
+      <w:spacing w:line="259" w:lineRule="auto"/>
+    </w:pPr>
+    <w:rPr>
+      <w:sz w:val="22"/>
+      <w:szCs w:val="22"/>
+      <w:lang w:val="en-IN"/>
+    </w:rPr>
   </w:style>
   <w:style w:type="paragraph" w:styleId="Heading1">
     <w:name w:val="heading 1"/>
@@ -425,7 +2174,7 @@
     <w:pPr>
       <w:keepNext/>
       <w:keepLines/>
-      <w:spacing w:before="360" w:after="80"/>
+      <w:spacing w:before="360" w:after="80" w:line="278" w:lineRule="auto"/>
       <w:outlineLvl w:val="0"/>
     </w:pPr>
     <w:rPr>
@@ -433,6 +2182,7 @@
       <w:color w:val="0F4761" w:themeColor="accent1" w:themeShade="BF"/>
       <w:sz w:val="40"/>
       <w:szCs w:val="40"/>
+      <w:lang w:val="en-US"/>
     </w:rPr>
   </w:style>
   <w:style w:type="paragraph" w:styleId="Heading2">
@@ -448,7 +2198,7 @@
     <w:pPr>
       <w:keepNext/>
       <w:keepLines/>
-      <w:spacing w:before="160" w:after="80"/>
+      <w:spacing w:before="160" w:after="80" w:line="278" w:lineRule="auto"/>
       <w:outlineLvl w:val="1"/>
     </w:pPr>
     <w:rPr>
@@ -456,6 +2206,7 @@
       <w:color w:val="0F4761" w:themeColor="accent1" w:themeShade="BF"/>
       <w:sz w:val="32"/>
       <w:szCs w:val="32"/>
+      <w:lang w:val="en-US"/>
     </w:rPr>
   </w:style>
   <w:style w:type="paragraph" w:styleId="Heading3">
@@ -471,7 +2222,7 @@
     <w:pPr>
       <w:keepNext/>
       <w:keepLines/>
-      <w:spacing w:before="160" w:after="80"/>
+      <w:spacing w:before="160" w:after="80" w:line="278" w:lineRule="auto"/>
       <w:outlineLvl w:val="2"/>
     </w:pPr>
     <w:rPr>
@@ -479,6 +2230,7 @@
       <w:color w:val="0F4761" w:themeColor="accent1" w:themeShade="BF"/>
       <w:sz w:val="28"/>
       <w:szCs w:val="28"/>
+      <w:lang w:val="en-US"/>
     </w:rPr>
   </w:style>
   <w:style w:type="paragraph" w:styleId="Heading4">
@@ -494,7 +2246,7 @@
     <w:pPr>
       <w:keepNext/>
       <w:keepLines/>
-      <w:spacing w:before="80" w:after="40"/>
+      <w:spacing w:before="80" w:after="40" w:line="278" w:lineRule="auto"/>
       <w:outlineLvl w:val="3"/>
     </w:pPr>
     <w:rPr>
@@ -502,6 +2254,9 @@
       <w:i/>
       <w:iCs/>
       <w:color w:val="0F4761" w:themeColor="accent1" w:themeShade="BF"/>
+      <w:sz w:val="24"/>
+      <w:szCs w:val="24"/>
+      <w:lang w:val="en-US"/>
     </w:rPr>
   </w:style>
   <w:style w:type="paragraph" w:styleId="Heading5">
@@ -517,12 +2272,15 @@
     <w:pPr>
       <w:keepNext/>
       <w:keepLines/>
-      <w:spacing w:before="80" w:after="40"/>
+      <w:spacing w:before="80" w:after="40" w:line="278" w:lineRule="auto"/>
       <w:outlineLvl w:val="4"/>
     </w:pPr>
     <w:rPr>
       <w:rFonts w:eastAsiaTheme="majorEastAsia" w:cstheme="majorBidi"/>
       <w:color w:val="0F4761" w:themeColor="accent1" w:themeShade="BF"/>
+      <w:sz w:val="24"/>
+      <w:szCs w:val="24"/>
+      <w:lang w:val="en-US"/>
     </w:rPr>
   </w:style>
   <w:style w:type="paragraph" w:styleId="Heading6">
@@ -538,7 +2296,7 @@
     <w:pPr>
       <w:keepNext/>
       <w:keepLines/>
-      <w:spacing w:before="40" w:after="0"/>
+      <w:spacing w:before="40" w:after="0" w:line="278" w:lineRule="auto"/>
       <w:outlineLvl w:val="5"/>
     </w:pPr>
     <w:rPr>
@@ -546,6 +2304,9 @@
       <w:i/>
       <w:iCs/>
       <w:color w:val="595959" w:themeColor="text1" w:themeTint="A6"/>
+      <w:sz w:val="24"/>
+      <w:szCs w:val="24"/>
+      <w:lang w:val="en-US"/>
     </w:rPr>
   </w:style>
   <w:style w:type="paragraph" w:styleId="Heading7">
@@ -561,12 +2322,15 @@
     <w:pPr>
       <w:keepNext/>
       <w:keepLines/>
-      <w:spacing w:before="40" w:after="0"/>
+      <w:spacing w:before="40" w:after="0" w:line="278" w:lineRule="auto"/>
       <w:outlineLvl w:val="6"/>
     </w:pPr>
     <w:rPr>
       <w:rFonts w:eastAsiaTheme="majorEastAsia" w:cstheme="majorBidi"/>
       <w:color w:val="595959" w:themeColor="text1" w:themeTint="A6"/>
+      <w:sz w:val="24"/>
+      <w:szCs w:val="24"/>
+      <w:lang w:val="en-US"/>
     </w:rPr>
   </w:style>
   <w:style w:type="paragraph" w:styleId="Heading8">
@@ -582,7 +2346,7 @@
     <w:pPr>
       <w:keepNext/>
       <w:keepLines/>
-      <w:spacing w:after="0"/>
+      <w:spacing w:after="0" w:line="278" w:lineRule="auto"/>
       <w:outlineLvl w:val="7"/>
     </w:pPr>
     <w:rPr>
@@ -590,6 +2354,9 @@
       <w:i/>
       <w:iCs/>
       <w:color w:val="272727" w:themeColor="text1" w:themeTint="D8"/>
+      <w:sz w:val="24"/>
+      <w:szCs w:val="24"/>
+      <w:lang w:val="en-US"/>
     </w:rPr>
   </w:style>
   <w:style w:type="paragraph" w:styleId="Heading9">
@@ -605,18 +2372,20 @@
     <w:pPr>
       <w:keepNext/>
       <w:keepLines/>
-      <w:spacing w:after="0"/>
+      <w:spacing w:after="0" w:line="278" w:lineRule="auto"/>
       <w:outlineLvl w:val="8"/>
     </w:pPr>
     <w:rPr>
       <w:rFonts w:eastAsiaTheme="majorEastAsia" w:cstheme="majorBidi"/>
       <w:color w:val="272727" w:themeColor="text1" w:themeTint="D8"/>
+      <w:sz w:val="24"/>
+      <w:szCs w:val="24"/>
+      <w:lang w:val="en-US"/>
     </w:rPr>
   </w:style>
   <w:style w:type="character" w:default="1" w:styleId="DefaultParagraphFont">
     <w:name w:val="Default Paragraph Font"/>
     <w:uiPriority w:val="1"/>
-    <w:semiHidden/>
     <w:unhideWhenUsed/>
   </w:style>
   <w:style w:type="table" w:default="1" w:styleId="TableNormal">
@@ -777,6 +2546,7 @@
       <w:kern w:val="28"/>
       <w:sz w:val="56"/>
       <w:szCs w:val="56"/>
+      <w:lang w:val="en-US"/>
     </w:rPr>
   </w:style>
   <w:style w:type="character" w:customStyle="1" w:styleId="TitleChar">
@@ -805,6 +2575,7 @@
       <w:numPr>
         <w:ilvl w:val="1"/>
       </w:numPr>
+      <w:spacing w:line="278" w:lineRule="auto"/>
     </w:pPr>
     <w:rPr>
       <w:rFonts w:eastAsiaTheme="majorEastAsia" w:cstheme="majorBidi"/>
@@ -812,6 +2583,7 @@
       <w:spacing w:val="15"/>
       <w:sz w:val="28"/>
       <w:szCs w:val="28"/>
+      <w:lang w:val="en-US"/>
     </w:rPr>
   </w:style>
   <w:style w:type="character" w:customStyle="1" w:styleId="SubtitleChar">
@@ -837,13 +2609,16 @@
     <w:qFormat/>
     <w:rsid w:val="002B6DC9"/>
     <w:pPr>
-      <w:spacing w:before="160"/>
+      <w:spacing w:before="160" w:line="278" w:lineRule="auto"/>
       <w:jc w:val="center"/>
     </w:pPr>
     <w:rPr>
       <w:i/>
       <w:iCs/>
       <w:color w:val="404040" w:themeColor="text1" w:themeTint="BF"/>
+      <w:sz w:val="24"/>
+      <w:szCs w:val="24"/>
+      <w:lang w:val="en-US"/>
     </w:rPr>
   </w:style>
   <w:style w:type="character" w:customStyle="1" w:styleId="QuoteChar">
@@ -865,9 +2640,15 @@
     <w:qFormat/>
     <w:rsid w:val="002B6DC9"/>
     <w:pPr>
+      <w:spacing w:line="278" w:lineRule="auto"/>
       <w:ind w:left="720"/>
       <w:contextualSpacing/>
     </w:pPr>
+    <w:rPr>
+      <w:sz w:val="24"/>
+      <w:szCs w:val="24"/>
+      <w:lang w:val="en-US"/>
+    </w:rPr>
   </w:style>
   <w:style w:type="character" w:styleId="IntenseEmphasis">
     <w:name w:val="Intense Emphasis"/>
@@ -894,7 +2675,7 @@
         <w:top w:val="single" w:sz="4" w:space="10" w:color="0F4761" w:themeColor="accent1" w:themeShade="BF"/>
         <w:bottom w:val="single" w:sz="4" w:space="10" w:color="0F4761" w:themeColor="accent1" w:themeShade="BF"/>
       </w:pBdr>
-      <w:spacing w:before="360" w:after="360"/>
+      <w:spacing w:before="360" w:after="360" w:line="278" w:lineRule="auto"/>
       <w:ind w:left="864" w:right="864"/>
       <w:jc w:val="center"/>
     </w:pPr>
@@ -902,6 +2683,9 @@
       <w:i/>
       <w:iCs/>
       <w:color w:val="0F4761" w:themeColor="accent1" w:themeShade="BF"/>
+      <w:sz w:val="24"/>
+      <w:szCs w:val="24"/>
+      <w:lang w:val="en-US"/>
     </w:rPr>
   </w:style>
   <w:style w:type="character" w:customStyle="1" w:styleId="IntenseQuoteChar">
